--- a/Fase 1/Evidencias Proyecto/Resolucion de Conflictos.docx
+++ b/Fase 1/Evidencias Proyecto/Resolucion de Conflictos.docx
@@ -584,7 +584,16 @@
                 <w:szCs w:val="18"/>
                 <w:rtl w:val="0"/>
               </w:rPr>
-              <w:t xml:space="preserve">1.0</w:t>
+              <w:t xml:space="preserve">1.0.</w:t>
+            </w:r>
+            <w:r>
+              <w:rPr>
+                <w:color w:val="333333"/>
+                <w:sz w:val="18"/>
+                <w:szCs w:val="18"/>
+                <w:rtl w:val="0"/>
+              </w:rPr>
+              <w:t xml:space="preserve">2</w:t>
             </w:r>
             <w:r>
               <w:rPr>
@@ -1801,7 +1810,7 @@
           <w:szCs w:val="20"/>
           <w:rtl w:val="0"/>
         </w:rPr>
-        <w:t xml:space="preserve">En casos excepcionales (conflictos graves o temas legales), se involucra al docente de Capstone según corresponda.</w:t>
+        <w:t xml:space="preserve">En casos excepcionales (conflictos graves, 7 días sin respuesta de stakeholders, temas legales), se involucra al docente de Capstone.</w:t>
       </w:r>
       <w:r>
         <w:rPr>
